--- a/docs/deliverable/SRS.docx
+++ b/docs/deliverable/SRS.docx
@@ -7,7 +7,7 @@
         <w:pStyle w:val="Title"/>
       </w:pPr>
       <w:r>
-        <w:t xml:space="preserve">MedWatch - Software Requirements Specification (SRS / SKPL)</w:t>
+        <w:t xml:space="preserve">Software Requirements Specification (SRS / SKPL) - MedWatch</w:t>
       </w:r>
     </w:p>
     <w:p>
@@ -1998,7 +1998,7 @@
         <w:rPr>
           <w:rStyle w:val="VerbatimChar"/>
         </w:rPr>
-        <w:t xml:space="preserve">docs/adr/0001-vercel-cloudrun-split.md</w:t>
+        <w:t xml:space="preserve">docs/adr/0001-vercel-cloud-run-security-pattern.md</w:t>
       </w:r>
       <w:r>
         <w:t xml:space="preserve">).</w:t>
@@ -2594,7 +2594,7 @@
         <w:rPr>
           <w:rStyle w:val="VerbatimChar"/>
         </w:rPr>
-        <w:t xml:space="preserve">docs/adr/0002-jwt-bcrypt-httpcookie.md</w:t>
+        <w:t xml:space="preserve">docs/adr/0002-jwt-bcrypt-httponly.md</w:t>
       </w:r>
       <w:r>
         <w:t xml:space="preserve"> </w:t>
@@ -17025,28 +17025,13 @@
         <w:t xml:space="preserve"> </w:t>
       </w:r>
       <w:r>
-        <w:t xml:space="preserve">semua state disimpan dalam berkas JSON. Pilihan ini didokumentasikan</w:t>
-      </w:r>
-      <w:r>
-        <w:t xml:space="preserve"> </w:t>
-      </w:r>
-      <w:r>
-        <w:t xml:space="preserve">sebagai ADR (</w:t>
-      </w:r>
-      <w:r>
-        <w:rPr>
-          <w:rStyle w:val="VerbatimChar"/>
-        </w:rPr>
-        <w:t xml:space="preserve">docs/adr/0007-json-storage.md</w:t>
-      </w:r>
-      <w:r>
-        <w:t xml:space="preserve">). Sumber-truth dan layout</w:t>
-      </w:r>
-      <w:r>
-        <w:t xml:space="preserve"> </w:t>
-      </w:r>
-      <w:r>
-        <w:t xml:space="preserve">field dijelaskan terperinci dalam</w:t>
+        <w:t xml:space="preserve">semua state disimpan dalam berkas JSON. Pilihan dan struktur skema</w:t>
+      </w:r>
+      <w:r>
+        <w:t xml:space="preserve"> </w:t>
+      </w:r>
+      <w:r>
+        <w:t xml:space="preserve">dijelaskan terperinci dalam</w:t>
       </w:r>
       <w:r>
         <w:t xml:space="preserve"> </w:t>
@@ -17056,6 +17041,36 @@
           <w:rStyle w:val="VerbatimChar"/>
         </w:rPr>
         <w:t xml:space="preserve">docs/DATA-DICTIONARY.md</w:t>
+      </w:r>
+      <w:r>
+        <w:t xml:space="preserve"> </w:t>
+      </w:r>
+      <w:r>
+        <w:t xml:space="preserve">(lihat bagian</w:t>
+      </w:r>
+      <w:r>
+        <w:t xml:space="preserve"> </w:t>
+      </w:r>
+      <w:r>
+        <w:t xml:space="preserve">“Arsitektur Penyimpanan”</w:t>
+      </w:r>
+      <w:r>
+        <w:t xml:space="preserve">) dan akan direvisi menuju SQLite pada fase</w:t>
+      </w:r>
+      <w:r>
+        <w:t xml:space="preserve"> </w:t>
+      </w:r>
+      <w:r>
+        <w:t xml:space="preserve">production-grade per</w:t>
+      </w:r>
+      <w:r>
+        <w:t xml:space="preserve"> </w:t>
+      </w:r>
+      <w:r>
+        <w:rPr>
+          <w:rStyle w:val="VerbatimChar"/>
+        </w:rPr>
+        <w:t xml:space="preserve">ProductionGrade-ImplementationPlan/02-offline-implementation-plan.md</w:t>
       </w:r>
       <w:r>
         <w:t xml:space="preserve">. Ringkasan</w:t>
